--- a/Sprint20260907-20260918/HERO-66630_20260918_174348.docx
+++ b/Sprint20260907-20260918/HERO-66630_20260918_174348.docx
@@ -3089,148 +3089,6 @@
         <w:t>: Local Test Environment, HQ Test Environment, ER Test Environment</w:t>
       </w:r>
     </w:p>
-    <w:p>
-      <w:pPr>
-        <w:spacing w:before="200" w:after="120"/>
-      </w:pPr>
-      <w:r>
-        <w:rPr>
-          <w:rFonts w:ascii="Arial" w:hAnsi="Arial" w:eastAsia="Arial" w:cs="Arial"/>
-          <w:b/>
-          <w:color w:val="000000"/>
-          <w:sz w:val="26"/>
-          <w:u w:val="single"/>
-        </w:rPr>
-        <w:t>Appendix</w:t>
-      </w:r>
-    </w:p>
-    <w:p>
-      <w:pPr>
-        <w:spacing w:before="160" w:after="80"/>
-      </w:pPr>
-      <w:r>
-        <w:rPr>
-          <w:rFonts w:ascii="Arial" w:hAnsi="Arial" w:eastAsia="Arial" w:cs="Arial"/>
-          <w:b/>
-          <w:color w:val="001EFF"/>
-          <w:sz w:val="24"/>
-          <w:u w:val="none"/>
-        </w:rPr>
-        <w:t>Acceptance Criteria(from JIRA)</w:t>
-      </w:r>
-    </w:p>
-    <w:p>
-      <w:pPr>
-        <w:spacing w:before="0" w:after="40"/>
-        <w:ind w:left="360" w:hanging="240"/>
-      </w:pPr>
-      <w:r>
-        <w:rPr>
-          <w:rFonts w:ascii="Arial" w:hAnsi="Arial" w:eastAsia="Arial" w:cs="Arial"/>
-          <w:b w:val="0"/>
-          <w:color w:val="000000"/>
-          <w:sz w:val="20"/>
-          <w:u w:val="none"/>
-        </w:rPr>
-        <w:t>1. MENU003 provides a new parameter to control whether Department/Category changes are included; default is No</w:t>
-      </w:r>
-    </w:p>
-    <w:p>
-      <w:pPr>
-        <w:spacing w:before="0" w:after="40"/>
-        <w:ind w:left="360" w:hanging="240"/>
-      </w:pPr>
-      <w:r>
-        <w:rPr>
-          <w:rFonts w:ascii="Arial" w:hAnsi="Arial" w:eastAsia="Arial" w:cs="Arial"/>
-          <w:b w:val="0"/>
-          <w:color w:val="000000"/>
-          <w:sz w:val="20"/>
-          <w:u w:val="none"/>
-        </w:rPr>
-        <w:t>2. When disabled, MENU003 keeps the current layout and output logic</w:t>
-      </w:r>
-    </w:p>
-    <w:p>
-      <w:pPr>
-        <w:spacing w:before="0" w:after="40"/>
-        <w:ind w:left="360" w:hanging="240"/>
-      </w:pPr>
-      <w:r>
-        <w:rPr>
-          <w:rFonts w:ascii="Arial" w:hAnsi="Arial" w:eastAsia="Arial" w:cs="Arial"/>
-          <w:b w:val="0"/>
-          <w:color w:val="000000"/>
-          <w:sz w:val="20"/>
-          <w:u w:val="none"/>
-        </w:rPr>
-        <w:t>3. When enabled, MENU003 displays Department/Category (From) and (To) columns</w:t>
-      </w:r>
-    </w:p>
-    <w:p>
-      <w:pPr>
-        <w:spacing w:before="0" w:after="40"/>
-        <w:ind w:left="360" w:hanging="240"/>
-      </w:pPr>
-      <w:r>
-        <w:rPr>
-          <w:rFonts w:ascii="Arial" w:hAnsi="Arial" w:eastAsia="Arial" w:cs="Arial"/>
-          <w:b w:val="0"/>
-          <w:color w:val="000000"/>
-          <w:sz w:val="20"/>
-          <w:u w:val="none"/>
-        </w:rPr>
-        <w:t>4. From/To values match the actual change record shown in Audit Log</w:t>
-      </w:r>
-    </w:p>
-    <w:p>
-      <w:pPr>
-        <w:spacing w:before="0" w:after="40"/>
-        <w:ind w:left="360" w:hanging="240"/>
-      </w:pPr>
-      <w:r>
-        <w:rPr>
-          <w:rFonts w:ascii="Arial" w:hAnsi="Arial" w:eastAsia="Arial" w:cs="Arial"/>
-          <w:b w:val="0"/>
-          <w:color w:val="000000"/>
-          <w:sz w:val="20"/>
-          <w:u w:val="none"/>
-        </w:rPr>
-        <w:t>5. One row per change event; events outside the date range are excluded</w:t>
-      </w:r>
-    </w:p>
-    <w:p>
-      <w:pPr>
-        <w:spacing w:before="0" w:after="40"/>
-        <w:ind w:left="360" w:hanging="240"/>
-      </w:pPr>
-      <w:r>
-        <w:rPr>
-          <w:rFonts w:ascii="Arial" w:hAnsi="Arial" w:eastAsia="Arial" w:cs="Arial"/>
-          <w:b w:val="0"/>
-          <w:color w:val="000000"/>
-          <w:sz w:val="20"/>
-          <w:u w:val="none"/>
-        </w:rPr>
-        <w:t>6. Changes from bulk import, API, HQ back-office and POS Item Maintenance are captured</w:t>
-      </w:r>
-    </w:p>
-    <w:p>
-      <w:pPr>
-        <w:spacing w:before="0" w:after="40"/>
-        <w:ind w:left="360" w:hanging="240"/>
-      </w:pPr>
-      <w:r>
-        <w:rPr>
-          <w:rFonts w:ascii="Arial" w:hAnsi="Arial" w:eastAsia="Arial" w:cs="Arial"/>
-          <w:b w:val="0"/>
-          <w:color w:val="000000"/>
-          <w:sz w:val="20"/>
-          <w:u w:val="none"/>
-        </w:rPr>
-        <w:t>7. Columns appear in on-screen, printed and exported (CSV/Excel/PDF) output</w:t>
-      </w:r>
-    </w:p>
     <w:sectPr>
       <w:pgSz w:w="12240" w:h="15840"/>
       <w:pgMar w:top="1440" w:right="1800" w:bottom="1440" w:left="1800" w:header="720" w:footer="720" w:gutter="0"/>
